--- a/Lab 4/Laboppgave_V04_transistors2.docx
+++ b/Lab 4/Laboppgave_V04_transistors2.docx
@@ -1,6 +1,6 @@
 
 <file path=word/document.xml><?xml version="1.0" encoding="utf-8"?>
-<w:document xmlns:wpc="http://schemas.microsoft.com/office/word/2010/wordprocessingCanvas" xmlns:cx="http://schemas.microsoft.com/office/drawing/2014/chartex" xmlns:cx1="http://schemas.microsoft.com/office/drawing/2015/9/8/chartex" xmlns:cx2="http://schemas.microsoft.com/office/drawing/2015/10/21/chartex" xmlns:cx3="http://schemas.microsoft.com/office/drawing/2016/5/9/chartex" xmlns:cx4="http://schemas.microsoft.com/office/drawing/2016/5/10/chartex" xmlns:cx5="http://schemas.microsoft.com/office/drawing/2016/5/11/chartex" xmlns:cx6="http://schemas.microsoft.com/office/drawing/2016/5/12/chartex" xmlns:cx7="http://schemas.microsoft.com/office/drawing/2016/5/13/chartex" xmlns:cx8="http://schemas.microsoft.com/office/drawing/2016/5/14/chartex" xmlns:mc="http://schemas.openxmlformats.org/markup-compatibility/2006" xmlns:aink="http://schemas.microsoft.com/office/drawing/2016/ink" xmlns:am3d="http://schemas.microsoft.com/office/drawing/2017/model3d" xmlns:o="urn:schemas-microsoft-com:office:office" xmlns:oel="http://schemas.microsoft.com/office/2019/extlst" xmlns:r="http://schemas.openxmlformats.org/officeDocument/2006/relationships" xmlns:m="http://schemas.openxmlformats.org/officeDocument/2006/math" xmlns:v="urn:schemas-microsoft-com:vml" xmlns:wp14="http://schemas.microsoft.com/office/word/2010/wordprocessingDrawing" xmlns:wp="http://schemas.openxmlformats.org/drawingml/2006/wordprocessingDrawing" xmlns:w10="urn:schemas-microsoft-com:office:word" xmlns:w="http://schemas.openxmlformats.org/wordprocessingml/2006/main" xmlns:w14="http://schemas.microsoft.com/office/word/2010/wordml" xmlns:w15="http://schemas.microsoft.com/office/word/2012/wordml" xmlns:w16cex="http://schemas.microsoft.com/office/word/2018/wordml/cex" xmlns:w16cid="http://schemas.microsoft.com/office/word/2016/wordml/cid" xmlns:w16="http://schemas.microsoft.com/office/word/2018/wordml" xmlns:w16du="http://schemas.microsoft.com/office/word/2023/wordml/word16du" xmlns:w16sdtdh="http://schemas.microsoft.com/office/word/2020/wordml/sdtdatahash" xmlns:w16se="http://schemas.microsoft.com/office/word/2015/wordml/symex" xmlns:wpg="http://schemas.microsoft.com/office/word/2010/wordprocessingGroup" xmlns:wpi="http://schemas.microsoft.com/office/word/2010/wordprocessingInk" xmlns:wne="http://schemas.microsoft.com/office/word/2006/wordml" xmlns:wps="http://schemas.microsoft.com/office/word/2010/wordprocessingShape" mc:Ignorable="w14 w15 w16se w16cid w16 w16cex w16sdtdh w16du wp14">
+<w:document xmlns:wpc="http://schemas.microsoft.com/office/word/2010/wordprocessingCanvas" xmlns:cx="http://schemas.microsoft.com/office/drawing/2014/chartex" xmlns:cx1="http://schemas.microsoft.com/office/drawing/2015/9/8/chartex" xmlns:cx2="http://schemas.microsoft.com/office/drawing/2015/10/21/chartex" xmlns:cx3="http://schemas.microsoft.com/office/drawing/2016/5/9/chartex" xmlns:cx4="http://schemas.microsoft.com/office/drawing/2016/5/10/chartex" xmlns:cx5="http://schemas.microsoft.com/office/drawing/2016/5/11/chartex" xmlns:cx6="http://schemas.microsoft.com/office/drawing/2016/5/12/chartex" xmlns:cx7="http://schemas.microsoft.com/office/drawing/2016/5/13/chartex" xmlns:cx8="http://schemas.microsoft.com/office/drawing/2016/5/14/chartex" xmlns:mc="http://schemas.openxmlformats.org/markup-compatibility/2006" xmlns:aink="http://schemas.microsoft.com/office/drawing/2016/ink" xmlns:am3d="http://schemas.microsoft.com/office/drawing/2017/model3d" xmlns:o="urn:schemas-microsoft-com:office:office" xmlns:oel="http://schemas.microsoft.com/office/2019/extlst" xmlns:r="http://schemas.openxmlformats.org/officeDocument/2006/relationships" xmlns:m="http://schemas.openxmlformats.org/officeDocument/2006/math" xmlns:v="urn:schemas-microsoft-com:vml" xmlns:wp14="http://schemas.microsoft.com/office/word/2010/wordprocessingDrawing" xmlns:wp="http://schemas.openxmlformats.org/drawingml/2006/wordprocessingDrawing" xmlns:w10="urn:schemas-microsoft-com:office:word" xmlns:w="http://schemas.openxmlformats.org/wordprocessingml/2006/main" xmlns:w14="http://schemas.microsoft.com/office/word/2010/wordml" xmlns:w15="http://schemas.microsoft.com/office/word/2012/wordml" xmlns:w16cex="http://schemas.microsoft.com/office/word/2018/wordml/cex" xmlns:w16cid="http://schemas.microsoft.com/office/word/2016/wordml/cid" xmlns:w16="http://schemas.microsoft.com/office/word/2018/wordml" xmlns:w16du="http://schemas.microsoft.com/office/word/2023/wordml/word16du" xmlns:w16sdtdh="http://schemas.microsoft.com/office/word/2020/wordml/sdtdatahash" xmlns:w16sdtfl="http://schemas.microsoft.com/office/word/2024/wordml/sdtformatlock" xmlns:w16se="http://schemas.microsoft.com/office/word/2015/wordml/symex" xmlns:wpg="http://schemas.microsoft.com/office/word/2010/wordprocessingGroup" xmlns:wpi="http://schemas.microsoft.com/office/word/2010/wordprocessingInk" xmlns:wne="http://schemas.microsoft.com/office/word/2006/wordml" xmlns:wps="http://schemas.microsoft.com/office/word/2010/wordprocessingShape" mc:Ignorable="w14 w15 w16se w16cid w16 w16cex w16sdtdh w16sdtfl w16du wp14">
   <w:body>
     <w:tbl>
       <w:tblPr>
@@ -25,9 +25,9 @@
           <w:tcPr>
             <w:tcW w:w="8208" w:type="dxa"/>
             <w:tcBorders>
-              <w:top w:val="double" w:color="auto" w:sz="6" w:space="0"/>
-              <w:left w:val="double" w:color="auto" w:sz="6" w:space="0"/>
-              <w:right w:val="double" w:color="auto" w:sz="6" w:space="0"/>
+              <w:top w:val="double" w:sz="6" w:space="0" w:color="auto"/>
+              <w:left w:val="double" w:sz="6" w:space="0" w:color="auto"/>
+              <w:right w:val="double" w:sz="6" w:space="0" w:color="auto"/>
             </w:tcBorders>
           </w:tcPr>
           <w:p>
@@ -93,9 +93,9 @@
           <w:tcPr>
             <w:tcW w:w="8208" w:type="dxa"/>
             <w:tcBorders>
-              <w:top w:val="single" w:color="auto" w:sz="6" w:space="0"/>
-              <w:left w:val="double" w:color="auto" w:sz="6" w:space="0"/>
-              <w:right w:val="double" w:color="auto" w:sz="6" w:space="0"/>
+              <w:top w:val="single" w:sz="6" w:space="0" w:color="auto"/>
+              <w:left w:val="double" w:sz="6" w:space="0" w:color="auto"/>
+              <w:right w:val="double" w:sz="6" w:space="0" w:color="auto"/>
             </w:tcBorders>
           </w:tcPr>
           <w:p>
@@ -128,10 +128,10 @@
           <w:tcPr>
             <w:tcW w:w="8208" w:type="dxa"/>
             <w:tcBorders>
-              <w:top w:val="single" w:color="auto" w:sz="6" w:space="0"/>
-              <w:left w:val="double" w:color="auto" w:sz="6" w:space="0"/>
-              <w:bottom w:val="double" w:color="auto" w:sz="6" w:space="0"/>
-              <w:right w:val="double" w:color="auto" w:sz="6" w:space="0"/>
+              <w:top w:val="single" w:sz="6" w:space="0" w:color="auto"/>
+              <w:left w:val="double" w:sz="6" w:space="0" w:color="auto"/>
+              <w:bottom w:val="double" w:sz="6" w:space="0" w:color="auto"/>
+              <w:right w:val="double" w:sz="6" w:space="0" w:color="auto"/>
             </w:tcBorders>
           </w:tcPr>
           <w:p>
@@ -167,7 +167,7 @@
     </w:p>
     <w:p>
       <w:pPr>
-        <w:pStyle w:val="Heading1"/>
+        <w:pStyle w:val="Overskrift1"/>
         <w:numPr>
           <w:ilvl w:val="0"/>
           <w:numId w:val="8"/>
@@ -238,12 +238,6 @@
           <w:sz w:val="24"/>
         </w:rPr>
         <w:tab/>
-      </w:r>
-      <w:r>
-        <w:rPr>
-          <w:rFonts w:ascii="Times Roman" w:hAnsi="Times Roman"/>
-          <w:sz w:val="24"/>
-        </w:rPr>
         <w:t>- studere klipping</w:t>
       </w:r>
     </w:p>
@@ -262,12 +256,6 @@
           <w:sz w:val="24"/>
         </w:rPr>
         <w:tab/>
-      </w:r>
-      <w:r>
-        <w:rPr>
-          <w:rFonts w:ascii="Times Roman" w:hAnsi="Times Roman"/>
-          <w:sz w:val="24"/>
-        </w:rPr>
         <w:t xml:space="preserve">- studere forsterkning, </w:t>
       </w:r>
       <w:proofErr w:type="gramStart"/>
@@ -345,12 +333,6 @@
           <w:sz w:val="24"/>
         </w:rPr>
         <w:tab/>
-      </w:r>
-      <w:r>
-        <w:rPr>
-          <w:rFonts w:ascii="Times Roman" w:hAnsi="Times Roman"/>
-          <w:sz w:val="24"/>
-        </w:rPr>
         <w:t>4 skoletimer</w:t>
       </w:r>
     </w:p>
@@ -586,12 +568,6 @@
           <w:sz w:val="24"/>
         </w:rPr>
         <w:tab/>
-      </w:r>
-      <w:r>
-        <w:rPr>
-          <w:rFonts w:ascii="Times Roman" w:hAnsi="Times Roman"/>
-          <w:sz w:val="24"/>
-        </w:rPr>
         <w:t xml:space="preserve">1 </w:t>
       </w:r>
       <w:proofErr w:type="spellStart"/>
@@ -625,12 +601,6 @@
           <w:sz w:val="24"/>
         </w:rPr>
         <w:tab/>
-      </w:r>
-      <w:r>
-        <w:rPr>
-          <w:rFonts w:ascii="Times Roman" w:hAnsi="Times Roman"/>
-          <w:sz w:val="24"/>
-        </w:rPr>
         <w:t xml:space="preserve">1 </w:t>
       </w:r>
       <w:proofErr w:type="spellStart"/>
@@ -678,12 +648,6 @@
           <w:sz w:val="24"/>
         </w:rPr>
         <w:tab/>
-      </w:r>
-      <w:r>
-        <w:rPr>
-          <w:rFonts w:ascii="Times Roman" w:hAnsi="Times Roman"/>
-          <w:sz w:val="24"/>
-        </w:rPr>
         <w:t xml:space="preserve">2 </w:t>
       </w:r>
       <w:proofErr w:type="spellStart"/>
@@ -717,12 +681,6 @@
           <w:sz w:val="24"/>
         </w:rPr>
         <w:tab/>
-      </w:r>
-      <w:r>
-        <w:rPr>
-          <w:rFonts w:ascii="Times Roman" w:hAnsi="Times Roman"/>
-          <w:sz w:val="24"/>
-        </w:rPr>
         <w:t xml:space="preserve">1 </w:t>
       </w:r>
       <w:proofErr w:type="spellStart"/>
@@ -797,12 +755,6 @@
           <w:sz w:val="24"/>
         </w:rPr>
         <w:tab/>
-      </w:r>
-      <w:r>
-        <w:rPr>
-          <w:rFonts w:ascii="Times Roman" w:hAnsi="Times Roman"/>
-          <w:sz w:val="24"/>
-        </w:rPr>
         <w:t xml:space="preserve">1 </w:t>
       </w:r>
       <w:proofErr w:type="spellStart"/>
@@ -1155,12 +1107,6 @@
           <w:sz w:val="24"/>
         </w:rPr>
         <w:tab/>
-      </w:r>
-      <w:r>
-        <w:rPr>
-          <w:rFonts w:ascii="Times Roman" w:hAnsi="Times Roman"/>
-          <w:sz w:val="24"/>
-        </w:rPr>
         <w:t xml:space="preserve">1 </w:t>
       </w:r>
       <w:proofErr w:type="spellStart"/>
@@ -1230,7 +1176,7 @@
     </w:p>
     <w:p>
       <w:pPr>
-        <w:pStyle w:val="BodyText"/>
+        <w:pStyle w:val="Brdtekst"/>
         <w:tabs>
           <w:tab w:val="clear" w:pos="5017"/>
         </w:tabs>
@@ -1244,7 +1190,7 @@
           <w:sz w:val="20"/>
         </w:rPr>
         <w:pict w14:anchorId="7EF985AC">
-          <v:shapetype id="_x0000_t75" coordsize="21600,21600" filled="f" stroked="f" o:spt="75" o:preferrelative="t" path="m@4@5l@4@11@9@11@9@5xe">
+          <v:shapetype id="_x0000_t75" coordsize="21600,21600" o:spt="75" o:preferrelative="t" path="m@4@5l@4@11@9@11@9@5xe" filled="f" stroked="f">
             <v:stroke joinstyle="miter"/>
             <v:formulas>
               <v:f eqn="if lineDrawn pixelLineWidth 0"/>
@@ -1260,11 +1206,11 @@
               <v:f eqn="prod @7 21600 pixelHeight"/>
               <v:f eqn="sum @10 21600 0"/>
             </v:formulas>
-            <v:path gradientshapeok="t" o:connecttype="rect" o:extrusionok="f"/>
+            <v:path o:extrusionok="f" gradientshapeok="t" o:connecttype="rect"/>
             <o:lock v:ext="edit" aspectratio="t"/>
           </v:shapetype>
-          <v:shape id="_x0000_s2073" style="position:absolute;left:0;text-align:left;margin-left:76.15pt;margin-top:31.15pt;width:279.75pt;height:253.2pt;z-index:1" o:allowincell="f" type="#_x0000_t75">
-            <v:imagedata o:title="" r:id="rId7"/>
+          <v:shape id="_x0000_s2073" type="#_x0000_t75" style="position:absolute;left:0;text-align:left;margin-left:76.15pt;margin-top:31.15pt;width:279.75pt;height:253.2pt;z-index:1" o:allowincell="f">
+            <v:imagedata r:id="rId7" o:title=""/>
             <w10:wrap type="topAndBottom"/>
           </v:shape>
         </w:pict>
@@ -1633,12 +1579,6 @@
           <w:sz w:val="24"/>
         </w:rPr>
         <w:tab/>
-      </w:r>
-      <w:r>
-        <w:rPr>
-          <w:rFonts w:ascii="Times Roman" w:hAnsi="Times Roman"/>
-          <w:sz w:val="24"/>
-        </w:rPr>
         <w:t>Ta også for deg punktene i</w:t>
       </w:r>
       <w:r>
@@ -1775,7 +1715,7 @@
     </w:p>
     <w:p>
       <w:pPr>
-        <w:pStyle w:val="ListParagraph"/>
+        <w:pStyle w:val="Listeavsnitt"/>
         <w:rPr>
           <w:sz w:val="24"/>
         </w:rPr>
@@ -1798,11 +1738,6 @@
         </w:rPr>
         <w:lastRenderedPageBreak/>
         <w:tab/>
-      </w:r>
-      <w:r>
-        <w:rPr>
-          <w:sz w:val="24"/>
-        </w:rPr>
         <w:t xml:space="preserve">Hvilken faseforskyvning er det mellom basis og </w:t>
       </w:r>
       <w:proofErr w:type="spellStart"/>
@@ -1822,7 +1757,7 @@
     </w:p>
     <w:p>
       <w:pPr>
-        <w:pStyle w:val="ListParagraph"/>
+        <w:pStyle w:val="Listeavsnitt"/>
         <w:rPr>
           <w:sz w:val="24"/>
         </w:rPr>
@@ -1903,7 +1838,7 @@
     </w:p>
     <w:p>
       <w:pPr>
-        <w:pStyle w:val="ListParagraph"/>
+        <w:pStyle w:val="Listeavsnitt"/>
         <w:rPr>
           <w:sz w:val="24"/>
         </w:rPr>
@@ -1985,7 +1920,7 @@
     </w:p>
     <w:p>
       <w:pPr>
-        <w:pStyle w:val="BodyText"/>
+        <w:pStyle w:val="Brdtekst"/>
         <w:tabs>
           <w:tab w:val="clear" w:pos="5017"/>
         </w:tabs>
@@ -1996,7 +1931,7 @@
     </w:p>
     <w:p>
       <w:pPr>
-        <w:pStyle w:val="BodyText"/>
+        <w:pStyle w:val="Brdtekst"/>
         <w:tabs>
           <w:tab w:val="clear" w:pos="5017"/>
         </w:tabs>
@@ -2111,10 +2046,10 @@
           <w:sz w:val="24"/>
         </w:rPr>
         <w:object w:dxaOrig="800" w:dyaOrig="700" w14:anchorId="5A930F6D">
-          <v:shape id="_x0000_i1025" style="width:40.5pt;height:34.5pt" fillcolor="window" o:ole="" type="#_x0000_t75">
-            <v:imagedata o:title="" r:id="rId8"/>
+          <v:shape id="_x0000_i1025" type="#_x0000_t75" style="width:40.4pt;height:34.4pt" o:ole="" fillcolor="window">
+            <v:imagedata r:id="rId8" o:title=""/>
           </v:shape>
-          <o:OLEObject Type="Embed" ProgID="Equation.3" ShapeID="_x0000_i1025" DrawAspect="Content" ObjectID="_1775041166" r:id="rId9"/>
+          <o:OLEObject Type="Embed" ProgID="Equation.3" ShapeID="_x0000_i1025" DrawAspect="Content" ObjectID="_1838439689" r:id="rId9"/>
         </w:object>
       </w:r>
     </w:p>
@@ -2218,10 +2153,10 @@
           <w:sz w:val="24"/>
         </w:rPr>
         <w:object w:dxaOrig="859" w:dyaOrig="700" w14:anchorId="56C39D1E">
-          <v:shape id="_x0000_i1026" style="width:43.5pt;height:34.5pt" fillcolor="window" o:ole="" type="#_x0000_t75">
-            <v:imagedata o:title="" r:id="rId10"/>
+          <v:shape id="_x0000_i1026" type="#_x0000_t75" style="width:43.6pt;height:34.4pt" o:ole="" fillcolor="window">
+            <v:imagedata r:id="rId10" o:title=""/>
           </v:shape>
-          <o:OLEObject Type="Embed" ProgID="Equation.3" ShapeID="_x0000_i1026" DrawAspect="Content" ObjectID="_1775041167" r:id="rId11"/>
+          <o:OLEObject Type="Embed" ProgID="Equation.3" ShapeID="_x0000_i1026" DrawAspect="Content" ObjectID="_1838439690" r:id="rId11"/>
         </w:object>
       </w:r>
     </w:p>
@@ -2317,10 +2252,10 @@
           <w:sz w:val="24"/>
         </w:rPr>
         <w:object w:dxaOrig="859" w:dyaOrig="700" w14:anchorId="296F5D8B">
-          <v:shape id="_x0000_i1027" style="width:43.5pt;height:34.5pt" fillcolor="window" o:ole="" type="#_x0000_t75">
-            <v:imagedata o:title="" r:id="rId12"/>
+          <v:shape id="_x0000_i1027" type="#_x0000_t75" style="width:43.6pt;height:34.4pt" o:ole="" fillcolor="window">
+            <v:imagedata r:id="rId12" o:title=""/>
           </v:shape>
-          <o:OLEObject Type="Embed" ProgID="Equation.3" ShapeID="_x0000_i1027" DrawAspect="Content" ObjectID="_1775041168" r:id="rId13"/>
+          <o:OLEObject Type="Embed" ProgID="Equation.3" ShapeID="_x0000_i1027" DrawAspect="Content" ObjectID="_1838439691" r:id="rId13"/>
         </w:object>
       </w:r>
     </w:p>
@@ -2495,7 +2430,7 @@
     </w:p>
     <w:p>
       <w:pPr>
-        <w:pStyle w:val="Header"/>
+        <w:pStyle w:val="Topptekst"/>
         <w:tabs>
           <w:tab w:val="clear" w:pos="4536"/>
           <w:tab w:val="clear" w:pos="9072"/>
@@ -2508,7 +2443,7 @@
     </w:p>
     <w:p>
       <w:pPr>
-        <w:pStyle w:val="ListParagraph"/>
+        <w:pStyle w:val="Listeavsnitt"/>
         <w:numPr>
           <w:ilvl w:val="0"/>
           <w:numId w:val="11"/>
@@ -2524,7 +2459,7 @@
     </w:p>
     <w:p>
       <w:pPr>
-        <w:pStyle w:val="ListParagraph"/>
+        <w:pStyle w:val="Listeavsnitt"/>
         <w:numPr>
           <w:ilvl w:val="0"/>
           <w:numId w:val="11"/>
@@ -2540,7 +2475,7 @@
     </w:p>
     <w:p>
       <w:pPr>
-        <w:pStyle w:val="ListParagraph"/>
+        <w:pStyle w:val="Listeavsnitt"/>
         <w:numPr>
           <w:ilvl w:val="0"/>
           <w:numId w:val="11"/>
@@ -2556,7 +2491,7 @@
     </w:p>
     <w:p>
       <w:pPr>
-        <w:pStyle w:val="ListParagraph"/>
+        <w:pStyle w:val="Listeavsnitt"/>
         <w:numPr>
           <w:ilvl w:val="0"/>
           <w:numId w:val="11"/>
@@ -2572,7 +2507,7 @@
     </w:p>
     <w:p>
       <w:pPr>
-        <w:pStyle w:val="ListParagraph"/>
+        <w:pStyle w:val="Listeavsnitt"/>
         <w:numPr>
           <w:ilvl w:val="0"/>
           <w:numId w:val="11"/>
@@ -2588,7 +2523,7 @@
     </w:p>
     <w:p>
       <w:pPr>
-        <w:pStyle w:val="ListParagraph"/>
+        <w:pStyle w:val="Listeavsnitt"/>
         <w:numPr>
           <w:ilvl w:val="0"/>
           <w:numId w:val="11"/>
@@ -2604,7 +2539,7 @@
     </w:p>
     <w:p>
       <w:pPr>
-        <w:pStyle w:val="ListParagraph"/>
+        <w:pStyle w:val="Listeavsnitt"/>
         <w:numPr>
           <w:ilvl w:val="0"/>
           <w:numId w:val="11"/>
@@ -2687,8 +2622,8 @@
       </w:r>
       <w:r>
         <w:pict w14:anchorId="5FCF54AF">
-          <v:shape id="_x0000_s2074" style="position:absolute;margin-left:58.7pt;margin-top:1.7pt;width:341.25pt;height:215.25pt;z-index:2" o:allowincell="f" type="#_x0000_t75">
-            <v:imagedata o:title="" r:id="rId14"/>
+          <v:shape id="_x0000_s2074" type="#_x0000_t75" style="position:absolute;margin-left:58.7pt;margin-top:1.7pt;width:341.25pt;height:215.25pt;z-index:2" o:allowincell="f">
+            <v:imagedata r:id="rId14" o:title=""/>
             <w10:wrap type="topAndBottom"/>
           </v:shape>
         </w:pict>
@@ -3072,11 +3007,6 @@
           <w:sz w:val="24"/>
         </w:rPr>
         <w:tab/>
-      </w:r>
-      <w:r>
-        <w:rPr>
-          <w:sz w:val="24"/>
-        </w:rPr>
         <w:t>Hvilken</w:t>
       </w:r>
       <w:r>
@@ -3229,7 +3159,28 @@
           <w:sz w:val="24"/>
           <w:vertAlign w:val="subscript"/>
         </w:rPr>
-        <w:t xml:space="preserve">E. </w:t>
+        <w:t>E.</w:t>
+      </w:r>
+      <w:r>
+        <w:rPr>
+          <w:sz w:val="24"/>
+          <w:vertAlign w:val="subscript"/>
+        </w:rPr>
+        <w:t xml:space="preserve"> </w:t>
+      </w:r>
+      <w:r>
+        <w:rPr>
+          <w:sz w:val="24"/>
+          <w:vertAlign w:val="subscript"/>
+        </w:rPr>
+        <w:tab/>
+      </w:r>
+      <w:r>
+        <w:rPr>
+          <w:sz w:val="24"/>
+          <w:vertAlign w:val="subscript"/>
+        </w:rPr>
+        <w:t xml:space="preserve"> </w:t>
       </w:r>
     </w:p>
     <w:p>
@@ -3352,11 +3303,6 @@
           <w:sz w:val="24"/>
         </w:rPr>
         <w:tab/>
-      </w:r>
-      <w:r>
-        <w:rPr>
-          <w:sz w:val="24"/>
-        </w:rPr>
         <w:t xml:space="preserve">Hva skjer når du flytter på </w:t>
       </w:r>
       <w:proofErr w:type="spellStart"/>
@@ -3386,11 +3332,6 @@
           <w:sz w:val="24"/>
         </w:rPr>
         <w:tab/>
-      </w:r>
-      <w:r>
-        <w:rPr>
-          <w:sz w:val="24"/>
-        </w:rPr>
         <w:t>Hva er hensikten med kondensatorene C4 og C5?</w:t>
       </w:r>
     </w:p>
@@ -3404,7 +3345,7 @@
     </w:p>
     <w:p>
       <w:pPr>
-        <w:pStyle w:val="Heading1"/>
+        <w:pStyle w:val="Overskrift1"/>
         <w:numPr>
           <w:ilvl w:val="0"/>
           <w:numId w:val="14"/>
@@ -3483,7 +3424,7 @@
     </w:p>
     <w:p>
       <w:pPr>
-        <w:pStyle w:val="Heading1"/>
+        <w:pStyle w:val="Overskrift1"/>
         <w:tabs>
           <w:tab w:val="clear" w:pos="0"/>
           <w:tab w:val="clear" w:pos="720"/>
@@ -3505,14 +3446,12 @@
       </w:pPr>
       <w:r>
         <w:tab/>
-      </w:r>
-      <w:r>
         <w:t xml:space="preserve">Hva er faseforskyvningen? </w:t>
       </w:r>
     </w:p>
     <w:p>
       <w:pPr>
-        <w:pStyle w:val="BodyText"/>
+        <w:pStyle w:val="Brdtekst"/>
         <w:tabs>
           <w:tab w:val="clear" w:pos="5017"/>
         </w:tabs>
@@ -3582,10 +3521,10 @@
           <w:sz w:val="24"/>
         </w:rPr>
         <w:object w:dxaOrig="1440" w:dyaOrig="1440" w14:anchorId="2FF09BD6">
-          <v:shape id="_x0000_s2086" style="position:absolute;margin-left:66.6pt;margin-top:1.5pt;width:334.5pt;height:206.4pt;z-index:-1;visibility:visible;mso-wrap-edited:f" type="#_x0000_t75">
-            <v:imagedata o:title="" r:id="rId15"/>
+          <v:shape id="_x0000_s2086" type="#_x0000_t75" style="position:absolute;margin-left:66.6pt;margin-top:1.5pt;width:334.5pt;height:206.4pt;z-index:-1;visibility:visible;mso-wrap-edited:f">
+            <v:imagedata r:id="rId15" o:title=""/>
           </v:shape>
-          <o:OLEObject Type="Embed" ProgID="MSPhotoEd.3" ShapeID="_x0000_s2086" DrawAspect="Content" ObjectID="_1775041169" r:id="rId16"/>
+          <o:OLEObject Type="Embed" ProgID="MSPhotoEd.3" ShapeID="_x0000_s2086" DrawAspect="Content" ObjectID="_1838439692" r:id="rId16"/>
         </w:object>
       </w:r>
     </w:p>
@@ -3712,11 +3651,6 @@
           <w:sz w:val="24"/>
         </w:rPr>
         <w:tab/>
-      </w:r>
-      <w:r>
-        <w:rPr>
-          <w:sz w:val="24"/>
-        </w:rPr>
         <w:t>V</w:t>
       </w:r>
       <w:r>
@@ -3757,11 +3691,6 @@
           <w:sz w:val="24"/>
         </w:rPr>
         <w:tab/>
-      </w:r>
-      <w:r>
-        <w:rPr>
-          <w:sz w:val="24"/>
-        </w:rPr>
         <w:t>V</w:t>
       </w:r>
       <w:r>
@@ -4178,7 +4107,7 @@
         </w:rPr>
       </w:pPr>
     </w:p>
-    <w:p w14:noSpellErr="1">
+    <w:p>
       <w:pPr>
         <w:suppressAutoHyphens/>
         <w:ind w:left="709"/>
@@ -4193,14 +4122,23 @@
           <w:sz w:val="24"/>
           <w:szCs w:val="24"/>
         </w:rPr>
-        <w:t xml:space="preserve">Finn forsterkningen for følgende verdier av R18: </w:t>
-      </w:r>
+        <w:t>Finn forsterkningen for følgende verdier av R</w:t>
+      </w:r>
+      <w:proofErr w:type="gramStart"/>
       <w:r>
         <w:rPr>
           <w:sz w:val="24"/>
           <w:szCs w:val="24"/>
         </w:rPr>
-        <w:t xml:space="preserve"> 4,7k</w:t>
+        <w:t>18:  4</w:t>
+      </w:r>
+      <w:proofErr w:type="gramEnd"/>
+      <w:r>
+        <w:rPr>
+          <w:sz w:val="24"/>
+          <w:szCs w:val="24"/>
+        </w:rPr>
+        <w:t>,7k</w:t>
       </w:r>
       <w:r>
         <w:rPr>
@@ -4393,8 +4331,8 @@
           <w:u w:val="single"/>
         </w:rPr>
       </w:pPr>
-      <w:bookmarkStart w:name="UtskriftMerke" w:id="0"/>
-      <w:bookmarkStart w:name="HerFørUtskrift" w:id="1"/>
+      <w:bookmarkStart w:id="0" w:name="UtskriftMerke"/>
+      <w:bookmarkStart w:id="1" w:name="HerFørUtskrift"/>
       <w:bookmarkEnd w:id="0"/>
       <w:bookmarkEnd w:id="1"/>
       <w:r>
@@ -4433,8 +4371,8 @@
           <w:u w:val="single"/>
         </w:rPr>
         <w:pict w14:anchorId="55323AB6">
-          <v:shape id="_x0000_s2095" style="position:absolute;margin-left:44.3pt;margin-top:8pt;width:365.25pt;height:269.55pt;z-index:6" o:allowincell="f" type="#_x0000_t75">
-            <v:imagedata o:title="" r:id="rId17"/>
+          <v:shape id="_x0000_s2095" type="#_x0000_t75" style="position:absolute;margin-left:44.3pt;margin-top:8pt;width:365.25pt;height:269.55pt;z-index:6" o:allowincell="f">
+            <v:imagedata r:id="rId17" o:title=""/>
             <w10:wrap type="topAndBottom"/>
           </v:shape>
         </w:pict>
@@ -4487,36 +4425,30 @@
           <w:i/>
         </w:rPr>
         <w:tab/>
+        <w:t>Figur 5. Oppkob</w:t>
       </w:r>
       <w:r>
         <w:rPr>
           <w:rFonts w:ascii="Times Roman" w:hAnsi="Times Roman"/>
           <w:i/>
         </w:rPr>
-        <w:t>Figur 5. Oppkob</w:t>
+        <w:t>ling</w:t>
       </w:r>
       <w:r>
         <w:rPr>
           <w:rFonts w:ascii="Times Roman" w:hAnsi="Times Roman"/>
           <w:i/>
         </w:rPr>
-        <w:t>ling</w:t>
-      </w:r>
-      <w:r>
+        <w:t xml:space="preserve"> for måling av inngangsimpedans.</w:t>
+      </w:r>
+    </w:p>
+    <w:p>
+      <w:pPr>
+        <w:suppressAutoHyphens/>
         <w:rPr>
           <w:rFonts w:ascii="Times Roman" w:hAnsi="Times Roman"/>
           <w:i/>
         </w:rPr>
-        <w:t xml:space="preserve"> for måling av inngangsimpedans.</w:t>
-      </w:r>
-    </w:p>
-    <w:p>
-      <w:pPr>
-        <w:suppressAutoHyphens/>
-        <w:rPr>
-          <w:rFonts w:ascii="Times Roman" w:hAnsi="Times Roman"/>
-          <w:i/>
-        </w:rPr>
       </w:pPr>
     </w:p>
     <w:p>
@@ -4571,50 +4503,43 @@
           <w:sz w:val="24"/>
           <w:szCs w:val="24"/>
         </w:rPr>
-        <w:t xml:space="preserve"> og ved hjelp av oscilloskopet måler vi på basis (eller </w:t>
-      </w:r>
+        <w:t xml:space="preserve"> og ved hjelp av oscilloskopet måler vi på basis (eller utgangen) av forsterkeren og registrerer amplituden. Dekademotstanden justeres oppover </w:t>
+      </w:r>
+      <w:proofErr w:type="gramStart"/>
       <w:r>
         <w:rPr>
           <w:sz w:val="24"/>
           <w:szCs w:val="24"/>
         </w:rPr>
+        <w:t>slik  amplituden</w:t>
+      </w:r>
+      <w:proofErr w:type="gramEnd"/>
+      <w:r>
+        <w:rPr>
+          <w:sz w:val="24"/>
+          <w:szCs w:val="24"/>
+        </w:rPr>
+        <w:t xml:space="preserve"> på målestedet halveres.</w:t>
+      </w:r>
+    </w:p>
+    <w:p>
+      <w:pPr>
+        <w:suppressAutoHyphens/>
+        <w:rPr>
+          <w:rFonts w:ascii="Times Roman" w:hAnsi="Times Roman"/>
+        </w:rPr>
+      </w:pPr>
+      <w:r>
+        <w:rPr>
+          <w:sz w:val="24"/>
+        </w:rPr>
         <w:lastRenderedPageBreak/>
-        <w:t xml:space="preserve">utgangen) av forsterkeren og registrerer amplituden. Dekademotstanden justeres oppover </w:t>
-      </w:r>
-      <w:proofErr w:type="gramStart"/>
-      <w:r>
-        <w:rPr>
-          <w:sz w:val="24"/>
-          <w:szCs w:val="24"/>
-        </w:rPr>
-        <w:t>slik  amplituden</w:t>
-      </w:r>
-      <w:proofErr w:type="gramEnd"/>
-      <w:r>
-        <w:rPr>
-          <w:sz w:val="24"/>
-          <w:szCs w:val="24"/>
-        </w:rPr>
-        <w:t xml:space="preserve"> på målestedet halveres.</w:t>
-      </w:r>
-    </w:p>
-    <w:p>
-      <w:pPr>
-        <w:suppressAutoHyphens/>
-        <w:rPr>
-          <w:rFonts w:ascii="Times Roman" w:hAnsi="Times Roman"/>
-        </w:rPr>
-      </w:pPr>
-      <w:r>
-        <w:rPr>
-          <w:sz w:val="24"/>
-        </w:rPr>
         <w:t xml:space="preserve">Dekademotstanden viser nå forsterkerens inngangsimpedans. </w:t>
       </w:r>
     </w:p>
     <w:p>
       <w:pPr>
-        <w:pStyle w:val="Heading1"/>
+        <w:pStyle w:val="Overskrift1"/>
         <w:numPr>
           <w:ilvl w:val="0"/>
           <w:numId w:val="16"/>
@@ -4695,7 +4620,7 @@
     </w:p>
     <w:p>
       <w:pPr>
-        <w:pStyle w:val="ListParagraph"/>
+        <w:pStyle w:val="Listeavsnitt"/>
         <w:rPr>
           <w:sz w:val="24"/>
         </w:rPr>
@@ -4772,8 +4697,8 @@
       </w:pPr>
       <w:r>
         <w:pict w14:anchorId="5F35537C">
-          <v:shape id="_x0000_s2079" style="position:absolute;left:0;text-align:left;margin-left:55.5pt;margin-top:25.95pt;width:360.75pt;height:210.7pt;z-index:3" o:allowincell="f" type="#_x0000_t75">
-            <v:imagedata o:title="" r:id="rId18"/>
+          <v:shape id="_x0000_s2079" type="#_x0000_t75" style="position:absolute;left:0;text-align:left;margin-left:55.5pt;margin-top:25.95pt;width:360.75pt;height:210.7pt;z-index:3" o:allowincell="f">
+            <v:imagedata r:id="rId18" o:title=""/>
             <w10:wrap type="topAndBottom"/>
           </v:shape>
         </w:pict>
@@ -4814,40 +4739,34 @@
           <w:i/>
         </w:rPr>
         <w:tab/>
+        <w:t xml:space="preserve">           </w:t>
       </w:r>
       <w:r>
         <w:rPr>
           <w:rFonts w:ascii="Times Roman" w:hAnsi="Times Roman"/>
           <w:i/>
         </w:rPr>
-        <w:t xml:space="preserve">           </w:t>
+        <w:t xml:space="preserve">            Figur 6. Oppkobling</w:t>
       </w:r>
       <w:r>
         <w:rPr>
           <w:rFonts w:ascii="Times Roman" w:hAnsi="Times Roman"/>
           <w:i/>
         </w:rPr>
-        <w:t xml:space="preserve">            Figur 6. Oppkobling</w:t>
+        <w:t xml:space="preserve"> fo</w:t>
       </w:r>
       <w:r>
         <w:rPr>
           <w:rFonts w:ascii="Times Roman" w:hAnsi="Times Roman"/>
           <w:i/>
         </w:rPr>
-        <w:t xml:space="preserve"> fo</w:t>
+        <w:t>r</w:t>
       </w:r>
       <w:r>
         <w:rPr>
           <w:rFonts w:ascii="Times Roman" w:hAnsi="Times Roman"/>
           <w:i/>
         </w:rPr>
-        <w:t>r</w:t>
-      </w:r>
-      <w:r>
-        <w:rPr>
-          <w:rFonts w:ascii="Times Roman" w:hAnsi="Times Roman"/>
-          <w:i/>
-        </w:rPr>
         <w:t xml:space="preserve"> måling av utgangsimpedans</w:t>
       </w:r>
       <w:r>
@@ -4856,7 +4775,7 @@
     </w:p>
     <w:p>
       <w:pPr>
-        <w:pStyle w:val="BodyText"/>
+        <w:pStyle w:val="Brdtekst"/>
         <w:tabs>
           <w:tab w:val="clear" w:pos="5017"/>
         </w:tabs>
@@ -4864,7 +4783,7 @@
     </w:p>
     <w:p>
       <w:pPr>
-        <w:pStyle w:val="BodyText"/>
+        <w:pStyle w:val="Brdtekst"/>
         <w:tabs>
           <w:tab w:val="clear" w:pos="5017"/>
         </w:tabs>
@@ -4894,7 +4813,7 @@
     </w:p>
     <w:p>
       <w:pPr>
-        <w:pStyle w:val="BodyText"/>
+        <w:pStyle w:val="Brdtekst"/>
         <w:tabs>
           <w:tab w:val="clear" w:pos="5017"/>
         </w:tabs>
@@ -4902,7 +4821,7 @@
     </w:p>
     <w:p>
       <w:pPr>
-        <w:pStyle w:val="BodyText"/>
+        <w:pStyle w:val="Brdtekst"/>
         <w:numPr>
           <w:ilvl w:val="0"/>
           <w:numId w:val="17"/>
@@ -4917,7 +4836,7 @@
     </w:p>
     <w:p>
       <w:pPr>
-        <w:pStyle w:val="BodyText"/>
+        <w:pStyle w:val="Brdtekst"/>
         <w:tabs>
           <w:tab w:val="clear" w:pos="5017"/>
         </w:tabs>
@@ -4926,7 +4845,7 @@
     </w:p>
     <w:p>
       <w:pPr>
-        <w:pStyle w:val="BodyText"/>
+        <w:pStyle w:val="Brdtekst"/>
         <w:numPr>
           <w:ilvl w:val="0"/>
           <w:numId w:val="17"/>
@@ -4949,12 +4868,12 @@
     </w:p>
     <w:p>
       <w:pPr>
-        <w:pStyle w:val="ListParagraph"/>
-      </w:pPr>
-    </w:p>
-    <w:p>
-      <w:pPr>
-        <w:pStyle w:val="BodyText"/>
+        <w:pStyle w:val="Listeavsnitt"/>
+      </w:pPr>
+    </w:p>
+    <w:p>
+      <w:pPr>
+        <w:pStyle w:val="Brdtekst"/>
         <w:numPr>
           <w:ilvl w:val="0"/>
           <w:numId w:val="17"/>
@@ -4991,7 +4910,6 @@
           <w:sz w:val="28"/>
           <w:u w:val="single"/>
         </w:rPr>
-        <w:lastRenderedPageBreak/>
         <w:t xml:space="preserve">FE-forsterker med avkoblet </w:t>
       </w:r>
       <w:proofErr w:type="spellStart"/>
@@ -5130,8 +5048,8 @@
           <w:sz w:val="24"/>
         </w:rPr>
         <w:pict w14:anchorId="35629B6D">
-          <v:shape id="_x0000_i1029" style="width:6in;height:190pt" type="#_x0000_t75">
-            <v:imagedata o:title="" r:id="rId19"/>
+          <v:shape id="_x0000_i1029" type="#_x0000_t75" style="width:6in;height:190pt">
+            <v:imagedata r:id="rId19" o:title=""/>
           </v:shape>
         </w:pict>
       </w:r>
@@ -5157,28 +5075,22 @@
           <w:i/>
         </w:rPr>
         <w:tab/>
-      </w:r>
+        <w:t xml:space="preserve">Figur 7. FE-trinn med avkoblet </w:t>
+      </w:r>
+      <w:proofErr w:type="spellStart"/>
       <w:r>
         <w:rPr>
           <w:rFonts w:ascii="Times Roman" w:hAnsi="Times Roman"/>
           <w:i/>
         </w:rPr>
-        <w:t xml:space="preserve">Figur 7. FE-trinn med avkoblet </w:t>
-      </w:r>
-      <w:proofErr w:type="spellStart"/>
+        <w:t>emittermotstand</w:t>
+      </w:r>
+      <w:proofErr w:type="spellEnd"/>
       <w:r>
         <w:rPr>
           <w:rFonts w:ascii="Times Roman" w:hAnsi="Times Roman"/>
           <w:i/>
         </w:rPr>
-        <w:t>emittermotstand</w:t>
-      </w:r>
-      <w:proofErr w:type="spellEnd"/>
-      <w:r>
-        <w:rPr>
-          <w:rFonts w:ascii="Times Roman" w:hAnsi="Times Roman"/>
-          <w:i/>
-        </w:rPr>
         <w:t>.</w:t>
       </w:r>
       <w:r>
@@ -5195,7 +5107,7 @@
     </w:p>
     <w:p>
       <w:pPr>
-        <w:pStyle w:val="Heading1"/>
+        <w:pStyle w:val="Overskrift1"/>
         <w:numPr>
           <w:ilvl w:val="0"/>
           <w:numId w:val="12"/>
@@ -5418,7 +5330,7 @@
     <w:sectPr>
       <w:headerReference w:type="default" r:id="rId20"/>
       <w:footerReference w:type="default" r:id="rId21"/>
-      <w:pgSz w:w="11906" w:h="16838" w:orient="portrait"/>
+      <w:pgSz w:w="11906" w:h="16838"/>
       <w:pgMar w:top="1418" w:right="1418" w:bottom="1418" w:left="1418" w:header="1134" w:footer="708" w:gutter="0"/>
       <w:cols w:space="708"/>
     </w:sectPr>
@@ -5427,7 +5339,7 @@
 </file>
 
 <file path=word/endnotes.xml><?xml version="1.0" encoding="utf-8"?>
-<w:endnotes xmlns:wpc="http://schemas.microsoft.com/office/word/2010/wordprocessingCanvas" xmlns:cx="http://schemas.microsoft.com/office/drawing/2014/chartex" xmlns:cx1="http://schemas.microsoft.com/office/drawing/2015/9/8/chartex" xmlns:cx2="http://schemas.microsoft.com/office/drawing/2015/10/21/chartex" xmlns:cx3="http://schemas.microsoft.com/office/drawing/2016/5/9/chartex" xmlns:cx4="http://schemas.microsoft.com/office/drawing/2016/5/10/chartex" xmlns:cx5="http://schemas.microsoft.com/office/drawing/2016/5/11/chartex" xmlns:cx6="http://schemas.microsoft.com/office/drawing/2016/5/12/chartex" xmlns:cx7="http://schemas.microsoft.com/office/drawing/2016/5/13/chartex" xmlns:cx8="http://schemas.microsoft.com/office/drawing/2016/5/14/chartex" xmlns:mc="http://schemas.openxmlformats.org/markup-compatibility/2006" xmlns:aink="http://schemas.microsoft.com/office/drawing/2016/ink" xmlns:am3d="http://schemas.microsoft.com/office/drawing/2017/model3d" xmlns:o="urn:schemas-microsoft-com:office:office" xmlns:oel="http://schemas.microsoft.com/office/2019/extlst" xmlns:r="http://schemas.openxmlformats.org/officeDocument/2006/relationships" xmlns:m="http://schemas.openxmlformats.org/officeDocument/2006/math" xmlns:v="urn:schemas-microsoft-com:vml" xmlns:wp14="http://schemas.microsoft.com/office/word/2010/wordprocessingDrawing" xmlns:wp="http://schemas.openxmlformats.org/drawingml/2006/wordprocessingDrawing" xmlns:w10="urn:schemas-microsoft-com:office:word" xmlns:w="http://schemas.openxmlformats.org/wordprocessingml/2006/main" xmlns:w14="http://schemas.microsoft.com/office/word/2010/wordml" xmlns:w15="http://schemas.microsoft.com/office/word/2012/wordml" xmlns:w16cex="http://schemas.microsoft.com/office/word/2018/wordml/cex" xmlns:w16cid="http://schemas.microsoft.com/office/word/2016/wordml/cid" xmlns:w16="http://schemas.microsoft.com/office/word/2018/wordml" xmlns:w16du="http://schemas.microsoft.com/office/word/2023/wordml/word16du" xmlns:w16sdtdh="http://schemas.microsoft.com/office/word/2020/wordml/sdtdatahash" xmlns:w16se="http://schemas.microsoft.com/office/word/2015/wordml/symex" xmlns:wpg="http://schemas.microsoft.com/office/word/2010/wordprocessingGroup" xmlns:wpi="http://schemas.microsoft.com/office/word/2010/wordprocessingInk" xmlns:wne="http://schemas.microsoft.com/office/word/2006/wordml" xmlns:wps="http://schemas.microsoft.com/office/word/2010/wordprocessingShape" mc:Ignorable="w14 w15 w16se w16cid w16 w16cex w16sdtdh w16du wp14">
+<w:endnotes xmlns:wpc="http://schemas.microsoft.com/office/word/2010/wordprocessingCanvas" xmlns:cx="http://schemas.microsoft.com/office/drawing/2014/chartex" xmlns:cx1="http://schemas.microsoft.com/office/drawing/2015/9/8/chartex" xmlns:cx2="http://schemas.microsoft.com/office/drawing/2015/10/21/chartex" xmlns:cx3="http://schemas.microsoft.com/office/drawing/2016/5/9/chartex" xmlns:cx4="http://schemas.microsoft.com/office/drawing/2016/5/10/chartex" xmlns:cx5="http://schemas.microsoft.com/office/drawing/2016/5/11/chartex" xmlns:cx6="http://schemas.microsoft.com/office/drawing/2016/5/12/chartex" xmlns:cx7="http://schemas.microsoft.com/office/drawing/2016/5/13/chartex" xmlns:cx8="http://schemas.microsoft.com/office/drawing/2016/5/14/chartex" xmlns:mc="http://schemas.openxmlformats.org/markup-compatibility/2006" xmlns:aink="http://schemas.microsoft.com/office/drawing/2016/ink" xmlns:am3d="http://schemas.microsoft.com/office/drawing/2017/model3d" xmlns:o="urn:schemas-microsoft-com:office:office" xmlns:oel="http://schemas.microsoft.com/office/2019/extlst" xmlns:r="http://schemas.openxmlformats.org/officeDocument/2006/relationships" xmlns:m="http://schemas.openxmlformats.org/officeDocument/2006/math" xmlns:v="urn:schemas-microsoft-com:vml" xmlns:wp14="http://schemas.microsoft.com/office/word/2010/wordprocessingDrawing" xmlns:wp="http://schemas.openxmlformats.org/drawingml/2006/wordprocessingDrawing" xmlns:w10="urn:schemas-microsoft-com:office:word" xmlns:w="http://schemas.openxmlformats.org/wordprocessingml/2006/main" xmlns:w14="http://schemas.microsoft.com/office/word/2010/wordml" xmlns:w15="http://schemas.microsoft.com/office/word/2012/wordml" xmlns:w16cex="http://schemas.microsoft.com/office/word/2018/wordml/cex" xmlns:w16cid="http://schemas.microsoft.com/office/word/2016/wordml/cid" xmlns:w16="http://schemas.microsoft.com/office/word/2018/wordml" xmlns:w16du="http://schemas.microsoft.com/office/word/2023/wordml/word16du" xmlns:w16sdtdh="http://schemas.microsoft.com/office/word/2020/wordml/sdtdatahash" xmlns:w16sdtfl="http://schemas.microsoft.com/office/word/2024/wordml/sdtformatlock" xmlns:w16se="http://schemas.microsoft.com/office/word/2015/wordml/symex" xmlns:wpg="http://schemas.microsoft.com/office/word/2010/wordprocessingGroup" xmlns:wpi="http://schemas.microsoft.com/office/word/2010/wordprocessingInk" xmlns:wne="http://schemas.microsoft.com/office/word/2006/wordml" xmlns:wps="http://schemas.microsoft.com/office/word/2010/wordprocessingShape" mc:Ignorable="w14 w15 w16se w16cid w16 w16cex w16sdtdh w16sdtfl w16du wp14">
   <w:endnote w:type="separator" w:id="-1">
     <w:p>
       <w:r>
@@ -5446,12 +5358,12 @@
 </file>
 
 <file path=word/footer1.xml><?xml version="1.0" encoding="utf-8"?>
-<w:ftr xmlns:wpc="http://schemas.microsoft.com/office/word/2010/wordprocessingCanvas" xmlns:cx="http://schemas.microsoft.com/office/drawing/2014/chartex" xmlns:cx1="http://schemas.microsoft.com/office/drawing/2015/9/8/chartex" xmlns:cx2="http://schemas.microsoft.com/office/drawing/2015/10/21/chartex" xmlns:cx3="http://schemas.microsoft.com/office/drawing/2016/5/9/chartex" xmlns:cx4="http://schemas.microsoft.com/office/drawing/2016/5/10/chartex" xmlns:cx5="http://schemas.microsoft.com/office/drawing/2016/5/11/chartex" xmlns:cx6="http://schemas.microsoft.com/office/drawing/2016/5/12/chartex" xmlns:cx7="http://schemas.microsoft.com/office/drawing/2016/5/13/chartex" xmlns:cx8="http://schemas.microsoft.com/office/drawing/2016/5/14/chartex" xmlns:mc="http://schemas.openxmlformats.org/markup-compatibility/2006" xmlns:aink="http://schemas.microsoft.com/office/drawing/2016/ink" xmlns:am3d="http://schemas.microsoft.com/office/drawing/2017/model3d" xmlns:o="urn:schemas-microsoft-com:office:office" xmlns:oel="http://schemas.microsoft.com/office/2019/extlst" xmlns:r="http://schemas.openxmlformats.org/officeDocument/2006/relationships" xmlns:m="http://schemas.openxmlformats.org/officeDocument/2006/math" xmlns:v="urn:schemas-microsoft-com:vml" xmlns:wp14="http://schemas.microsoft.com/office/word/2010/wordprocessingDrawing" xmlns:wp="http://schemas.openxmlformats.org/drawingml/2006/wordprocessingDrawing" xmlns:w10="urn:schemas-microsoft-com:office:word" xmlns:w="http://schemas.openxmlformats.org/wordprocessingml/2006/main" xmlns:w14="http://schemas.microsoft.com/office/word/2010/wordml" xmlns:w15="http://schemas.microsoft.com/office/word/2012/wordml" xmlns:w16cex="http://schemas.microsoft.com/office/word/2018/wordml/cex" xmlns:w16cid="http://schemas.microsoft.com/office/word/2016/wordml/cid" xmlns:w16="http://schemas.microsoft.com/office/word/2018/wordml" xmlns:w16du="http://schemas.microsoft.com/office/word/2023/wordml/word16du" xmlns:w16sdtdh="http://schemas.microsoft.com/office/word/2020/wordml/sdtdatahash" xmlns:w16se="http://schemas.microsoft.com/office/word/2015/wordml/symex" xmlns:wpg="http://schemas.microsoft.com/office/word/2010/wordprocessingGroup" xmlns:wpi="http://schemas.microsoft.com/office/word/2010/wordprocessingInk" xmlns:wne="http://schemas.microsoft.com/office/word/2006/wordml" xmlns:wps="http://schemas.microsoft.com/office/word/2010/wordprocessingShape" mc:Ignorable="w14 w15 w16se w16cid w16 w16cex w16sdtdh w16du wp14">
+<w:ftr xmlns:wpc="http://schemas.microsoft.com/office/word/2010/wordprocessingCanvas" xmlns:cx="http://schemas.microsoft.com/office/drawing/2014/chartex" xmlns:cx1="http://schemas.microsoft.com/office/drawing/2015/9/8/chartex" xmlns:cx2="http://schemas.microsoft.com/office/drawing/2015/10/21/chartex" xmlns:cx3="http://schemas.microsoft.com/office/drawing/2016/5/9/chartex" xmlns:cx4="http://schemas.microsoft.com/office/drawing/2016/5/10/chartex" xmlns:cx5="http://schemas.microsoft.com/office/drawing/2016/5/11/chartex" xmlns:cx6="http://schemas.microsoft.com/office/drawing/2016/5/12/chartex" xmlns:cx7="http://schemas.microsoft.com/office/drawing/2016/5/13/chartex" xmlns:cx8="http://schemas.microsoft.com/office/drawing/2016/5/14/chartex" xmlns:mc="http://schemas.openxmlformats.org/markup-compatibility/2006" xmlns:aink="http://schemas.microsoft.com/office/drawing/2016/ink" xmlns:am3d="http://schemas.microsoft.com/office/drawing/2017/model3d" xmlns:o="urn:schemas-microsoft-com:office:office" xmlns:oel="http://schemas.microsoft.com/office/2019/extlst" xmlns:r="http://schemas.openxmlformats.org/officeDocument/2006/relationships" xmlns:m="http://schemas.openxmlformats.org/officeDocument/2006/math" xmlns:v="urn:schemas-microsoft-com:vml" xmlns:wp14="http://schemas.microsoft.com/office/word/2010/wordprocessingDrawing" xmlns:wp="http://schemas.openxmlformats.org/drawingml/2006/wordprocessingDrawing" xmlns:w10="urn:schemas-microsoft-com:office:word" xmlns:w="http://schemas.openxmlformats.org/wordprocessingml/2006/main" xmlns:w14="http://schemas.microsoft.com/office/word/2010/wordml" xmlns:w15="http://schemas.microsoft.com/office/word/2012/wordml" xmlns:w16cex="http://schemas.microsoft.com/office/word/2018/wordml/cex" xmlns:w16cid="http://schemas.microsoft.com/office/word/2016/wordml/cid" xmlns:w16="http://schemas.microsoft.com/office/word/2018/wordml" xmlns:w16du="http://schemas.microsoft.com/office/word/2023/wordml/word16du" xmlns:w16sdtdh="http://schemas.microsoft.com/office/word/2020/wordml/sdtdatahash" xmlns:w16sdtfl="http://schemas.microsoft.com/office/word/2024/wordml/sdtformatlock" xmlns:w16se="http://schemas.microsoft.com/office/word/2015/wordml/symex" xmlns:wpg="http://schemas.microsoft.com/office/word/2010/wordprocessingGroup" xmlns:wpi="http://schemas.microsoft.com/office/word/2010/wordprocessingInk" xmlns:wne="http://schemas.microsoft.com/office/word/2006/wordml" xmlns:wps="http://schemas.microsoft.com/office/word/2010/wordprocessingShape" mc:Ignorable="w14 w15 w16se w16cid w16 w16cex w16sdtdh w16sdtfl w16du wp14">
   <w:p>
     <w:pPr>
-      <w:pStyle w:val="Footer"/>
+      <w:pStyle w:val="Bunntekst"/>
       <w:pBdr>
-        <w:top w:val="single" w:color="auto" w:sz="12" w:space="1"/>
+        <w:top w:val="single" w:sz="12" w:space="1" w:color="auto"/>
       </w:pBdr>
       <w:tabs>
         <w:tab w:val="clear" w:pos="4536"/>
@@ -5459,7 +5371,7 @@
       </w:tabs>
       <w:spacing w:before="240"/>
       <w:rPr>
-        <w:rStyle w:val="PageNumber"/>
+        <w:rStyle w:val="Sidetall"/>
         <w:i/>
       </w:rPr>
     </w:pPr>
@@ -5486,37 +5398,32 @@
         <w:i/>
       </w:rPr>
       <w:tab/>
-    </w:r>
-    <w:r>
-      <w:rPr>
-        <w:i/>
-      </w:rPr>
       <w:t xml:space="preserve">Side </w:t>
     </w:r>
     <w:r>
       <w:rPr>
-        <w:rStyle w:val="PageNumber"/>
+        <w:rStyle w:val="Sidetall"/>
         <w:i/>
       </w:rPr>
       <w:fldChar w:fldCharType="begin"/>
     </w:r>
     <w:r>
       <w:rPr>
-        <w:rStyle w:val="PageNumber"/>
+        <w:rStyle w:val="Sidetall"/>
         <w:i/>
       </w:rPr>
       <w:instrText xml:space="preserve"> PAGE </w:instrText>
     </w:r>
     <w:r>
       <w:rPr>
-        <w:rStyle w:val="PageNumber"/>
+        <w:rStyle w:val="Sidetall"/>
         <w:i/>
       </w:rPr>
       <w:fldChar w:fldCharType="separate"/>
     </w:r>
     <w:r>
       <w:rPr>
-        <w:rStyle w:val="PageNumber"/>
+        <w:rStyle w:val="Sidetall"/>
         <w:i/>
         <w:noProof/>
       </w:rPr>
@@ -5524,7 +5431,7 @@
     </w:r>
     <w:r>
       <w:rPr>
-        <w:rStyle w:val="PageNumber"/>
+        <w:rStyle w:val="Sidetall"/>
         <w:i/>
       </w:rPr>
       <w:fldChar w:fldCharType="end"/>
@@ -5544,9 +5451,9 @@
   </w:p>
   <w:p>
     <w:pPr>
-      <w:pStyle w:val="Footer"/>
+      <w:pStyle w:val="Bunntekst"/>
       <w:pBdr>
-        <w:top w:val="single" w:color="auto" w:sz="12" w:space="1"/>
+        <w:top w:val="single" w:sz="12" w:space="1" w:color="auto"/>
       </w:pBdr>
       <w:tabs>
         <w:tab w:val="clear" w:pos="4536"/>
@@ -5560,19 +5467,19 @@
   </w:p>
   <w:p>
     <w:pPr>
-      <w:pStyle w:val="Footer"/>
+      <w:pStyle w:val="Bunntekst"/>
     </w:pPr>
   </w:p>
   <w:p>
     <w:pPr>
-      <w:pStyle w:val="Footer"/>
+      <w:pStyle w:val="Bunntekst"/>
     </w:pPr>
   </w:p>
 </w:ftr>
 </file>
 
 <file path=word/footnotes.xml><?xml version="1.0" encoding="utf-8"?>
-<w:footnotes xmlns:wpc="http://schemas.microsoft.com/office/word/2010/wordprocessingCanvas" xmlns:cx="http://schemas.microsoft.com/office/drawing/2014/chartex" xmlns:cx1="http://schemas.microsoft.com/office/drawing/2015/9/8/chartex" xmlns:cx2="http://schemas.microsoft.com/office/drawing/2015/10/21/chartex" xmlns:cx3="http://schemas.microsoft.com/office/drawing/2016/5/9/chartex" xmlns:cx4="http://schemas.microsoft.com/office/drawing/2016/5/10/chartex" xmlns:cx5="http://schemas.microsoft.com/office/drawing/2016/5/11/chartex" xmlns:cx6="http://schemas.microsoft.com/office/drawing/2016/5/12/chartex" xmlns:cx7="http://schemas.microsoft.com/office/drawing/2016/5/13/chartex" xmlns:cx8="http://schemas.microsoft.com/office/drawing/2016/5/14/chartex" xmlns:mc="http://schemas.openxmlformats.org/markup-compatibility/2006" xmlns:aink="http://schemas.microsoft.com/office/drawing/2016/ink" xmlns:am3d="http://schemas.microsoft.com/office/drawing/2017/model3d" xmlns:o="urn:schemas-microsoft-com:office:office" xmlns:oel="http://schemas.microsoft.com/office/2019/extlst" xmlns:r="http://schemas.openxmlformats.org/officeDocument/2006/relationships" xmlns:m="http://schemas.openxmlformats.org/officeDocument/2006/math" xmlns:v="urn:schemas-microsoft-com:vml" xmlns:wp14="http://schemas.microsoft.com/office/word/2010/wordprocessingDrawing" xmlns:wp="http://schemas.openxmlformats.org/drawingml/2006/wordprocessingDrawing" xmlns:w10="urn:schemas-microsoft-com:office:word" xmlns:w="http://schemas.openxmlformats.org/wordprocessingml/2006/main" xmlns:w14="http://schemas.microsoft.com/office/word/2010/wordml" xmlns:w15="http://schemas.microsoft.com/office/word/2012/wordml" xmlns:w16cex="http://schemas.microsoft.com/office/word/2018/wordml/cex" xmlns:w16cid="http://schemas.microsoft.com/office/word/2016/wordml/cid" xmlns:w16="http://schemas.microsoft.com/office/word/2018/wordml" xmlns:w16du="http://schemas.microsoft.com/office/word/2023/wordml/word16du" xmlns:w16sdtdh="http://schemas.microsoft.com/office/word/2020/wordml/sdtdatahash" xmlns:w16se="http://schemas.microsoft.com/office/word/2015/wordml/symex" xmlns:wpg="http://schemas.microsoft.com/office/word/2010/wordprocessingGroup" xmlns:wpi="http://schemas.microsoft.com/office/word/2010/wordprocessingInk" xmlns:wne="http://schemas.microsoft.com/office/word/2006/wordml" xmlns:wps="http://schemas.microsoft.com/office/word/2010/wordprocessingShape" mc:Ignorable="w14 w15 w16se w16cid w16 w16cex w16sdtdh w16du wp14">
+<w:footnotes xmlns:wpc="http://schemas.microsoft.com/office/word/2010/wordprocessingCanvas" xmlns:cx="http://schemas.microsoft.com/office/drawing/2014/chartex" xmlns:cx1="http://schemas.microsoft.com/office/drawing/2015/9/8/chartex" xmlns:cx2="http://schemas.microsoft.com/office/drawing/2015/10/21/chartex" xmlns:cx3="http://schemas.microsoft.com/office/drawing/2016/5/9/chartex" xmlns:cx4="http://schemas.microsoft.com/office/drawing/2016/5/10/chartex" xmlns:cx5="http://schemas.microsoft.com/office/drawing/2016/5/11/chartex" xmlns:cx6="http://schemas.microsoft.com/office/drawing/2016/5/12/chartex" xmlns:cx7="http://schemas.microsoft.com/office/drawing/2016/5/13/chartex" xmlns:cx8="http://schemas.microsoft.com/office/drawing/2016/5/14/chartex" xmlns:mc="http://schemas.openxmlformats.org/markup-compatibility/2006" xmlns:aink="http://schemas.microsoft.com/office/drawing/2016/ink" xmlns:am3d="http://schemas.microsoft.com/office/drawing/2017/model3d" xmlns:o="urn:schemas-microsoft-com:office:office" xmlns:oel="http://schemas.microsoft.com/office/2019/extlst" xmlns:r="http://schemas.openxmlformats.org/officeDocument/2006/relationships" xmlns:m="http://schemas.openxmlformats.org/officeDocument/2006/math" xmlns:v="urn:schemas-microsoft-com:vml" xmlns:wp14="http://schemas.microsoft.com/office/word/2010/wordprocessingDrawing" xmlns:wp="http://schemas.openxmlformats.org/drawingml/2006/wordprocessingDrawing" xmlns:w10="urn:schemas-microsoft-com:office:word" xmlns:w="http://schemas.openxmlformats.org/wordprocessingml/2006/main" xmlns:w14="http://schemas.microsoft.com/office/word/2010/wordml" xmlns:w15="http://schemas.microsoft.com/office/word/2012/wordml" xmlns:w16cex="http://schemas.microsoft.com/office/word/2018/wordml/cex" xmlns:w16cid="http://schemas.microsoft.com/office/word/2016/wordml/cid" xmlns:w16="http://schemas.microsoft.com/office/word/2018/wordml" xmlns:w16du="http://schemas.microsoft.com/office/word/2023/wordml/word16du" xmlns:w16sdtdh="http://schemas.microsoft.com/office/word/2020/wordml/sdtdatahash" xmlns:w16sdtfl="http://schemas.microsoft.com/office/word/2024/wordml/sdtformatlock" xmlns:w16se="http://schemas.microsoft.com/office/word/2015/wordml/symex" xmlns:wpg="http://schemas.microsoft.com/office/word/2010/wordprocessingGroup" xmlns:wpi="http://schemas.microsoft.com/office/word/2010/wordprocessingInk" xmlns:wne="http://schemas.microsoft.com/office/word/2006/wordml" xmlns:wps="http://schemas.microsoft.com/office/word/2010/wordprocessingShape" mc:Ignorable="w14 w15 w16se w16cid w16 w16cex w16sdtdh w16sdtfl w16du wp14">
   <w:footnote w:type="separator" w:id="-1">
     <w:p>
       <w:r>
@@ -5591,7 +5498,7 @@
 </file>
 
 <file path=word/header1.xml><?xml version="1.0" encoding="utf-8"?>
-<w:hdr xmlns:wpc="http://schemas.microsoft.com/office/word/2010/wordprocessingCanvas" xmlns:cx="http://schemas.microsoft.com/office/drawing/2014/chartex" xmlns:cx1="http://schemas.microsoft.com/office/drawing/2015/9/8/chartex" xmlns:cx2="http://schemas.microsoft.com/office/drawing/2015/10/21/chartex" xmlns:cx3="http://schemas.microsoft.com/office/drawing/2016/5/9/chartex" xmlns:cx4="http://schemas.microsoft.com/office/drawing/2016/5/10/chartex" xmlns:cx5="http://schemas.microsoft.com/office/drawing/2016/5/11/chartex" xmlns:cx6="http://schemas.microsoft.com/office/drawing/2016/5/12/chartex" xmlns:cx7="http://schemas.microsoft.com/office/drawing/2016/5/13/chartex" xmlns:cx8="http://schemas.microsoft.com/office/drawing/2016/5/14/chartex" xmlns:mc="http://schemas.openxmlformats.org/markup-compatibility/2006" xmlns:aink="http://schemas.microsoft.com/office/drawing/2016/ink" xmlns:am3d="http://schemas.microsoft.com/office/drawing/2017/model3d" xmlns:o="urn:schemas-microsoft-com:office:office" xmlns:oel="http://schemas.microsoft.com/office/2019/extlst" xmlns:r="http://schemas.openxmlformats.org/officeDocument/2006/relationships" xmlns:m="http://schemas.openxmlformats.org/officeDocument/2006/math" xmlns:v="urn:schemas-microsoft-com:vml" xmlns:wp14="http://schemas.microsoft.com/office/word/2010/wordprocessingDrawing" xmlns:wp="http://schemas.openxmlformats.org/drawingml/2006/wordprocessingDrawing" xmlns:w10="urn:schemas-microsoft-com:office:word" xmlns:w="http://schemas.openxmlformats.org/wordprocessingml/2006/main" xmlns:w14="http://schemas.microsoft.com/office/word/2010/wordml" xmlns:w15="http://schemas.microsoft.com/office/word/2012/wordml" xmlns:w16cex="http://schemas.microsoft.com/office/word/2018/wordml/cex" xmlns:w16cid="http://schemas.microsoft.com/office/word/2016/wordml/cid" xmlns:w16="http://schemas.microsoft.com/office/word/2018/wordml" xmlns:w16du="http://schemas.microsoft.com/office/word/2023/wordml/word16du" xmlns:w16sdtdh="http://schemas.microsoft.com/office/word/2020/wordml/sdtdatahash" xmlns:w16se="http://schemas.microsoft.com/office/word/2015/wordml/symex" xmlns:wpg="http://schemas.microsoft.com/office/word/2010/wordprocessingGroup" xmlns:wpi="http://schemas.microsoft.com/office/word/2010/wordprocessingInk" xmlns:wne="http://schemas.microsoft.com/office/word/2006/wordml" xmlns:wps="http://schemas.microsoft.com/office/word/2010/wordprocessingShape" mc:Ignorable="w14 w15 w16se w16cid w16 w16cex w16sdtdh w16du wp14">
+<w:hdr xmlns:wpc="http://schemas.microsoft.com/office/word/2010/wordprocessingCanvas" xmlns:cx="http://schemas.microsoft.com/office/drawing/2014/chartex" xmlns:cx1="http://schemas.microsoft.com/office/drawing/2015/9/8/chartex" xmlns:cx2="http://schemas.microsoft.com/office/drawing/2015/10/21/chartex" xmlns:cx3="http://schemas.microsoft.com/office/drawing/2016/5/9/chartex" xmlns:cx4="http://schemas.microsoft.com/office/drawing/2016/5/10/chartex" xmlns:cx5="http://schemas.microsoft.com/office/drawing/2016/5/11/chartex" xmlns:cx6="http://schemas.microsoft.com/office/drawing/2016/5/12/chartex" xmlns:cx7="http://schemas.microsoft.com/office/drawing/2016/5/13/chartex" xmlns:cx8="http://schemas.microsoft.com/office/drawing/2016/5/14/chartex" xmlns:mc="http://schemas.openxmlformats.org/markup-compatibility/2006" xmlns:aink="http://schemas.microsoft.com/office/drawing/2016/ink" xmlns:am3d="http://schemas.microsoft.com/office/drawing/2017/model3d" xmlns:o="urn:schemas-microsoft-com:office:office" xmlns:oel="http://schemas.microsoft.com/office/2019/extlst" xmlns:r="http://schemas.openxmlformats.org/officeDocument/2006/relationships" xmlns:m="http://schemas.openxmlformats.org/officeDocument/2006/math" xmlns:v="urn:schemas-microsoft-com:vml" xmlns:wp14="http://schemas.microsoft.com/office/word/2010/wordprocessingDrawing" xmlns:wp="http://schemas.openxmlformats.org/drawingml/2006/wordprocessingDrawing" xmlns:w10="urn:schemas-microsoft-com:office:word" xmlns:w="http://schemas.openxmlformats.org/wordprocessingml/2006/main" xmlns:w14="http://schemas.microsoft.com/office/word/2010/wordml" xmlns:w15="http://schemas.microsoft.com/office/word/2012/wordml" xmlns:w16cex="http://schemas.microsoft.com/office/word/2018/wordml/cex" xmlns:w16cid="http://schemas.microsoft.com/office/word/2016/wordml/cid" xmlns:w16="http://schemas.microsoft.com/office/word/2018/wordml" xmlns:w16du="http://schemas.microsoft.com/office/word/2023/wordml/word16du" xmlns:w16sdtdh="http://schemas.microsoft.com/office/word/2020/wordml/sdtdatahash" xmlns:w16sdtfl="http://schemas.microsoft.com/office/word/2024/wordml/sdtformatlock" xmlns:w16se="http://schemas.microsoft.com/office/word/2015/wordml/symex" xmlns:wpg="http://schemas.microsoft.com/office/word/2010/wordprocessingGroup" xmlns:wpi="http://schemas.microsoft.com/office/word/2010/wordprocessingInk" xmlns:wne="http://schemas.microsoft.com/office/word/2006/wordml" xmlns:wps="http://schemas.microsoft.com/office/word/2010/wordprocessingShape" mc:Ignorable="w14 w15 w16se w16cid w16 w16cex w16sdtdh w16sdtfl w16du wp14">
   <w:p>
     <w:pPr>
       <w:keepNext/>
@@ -5617,7 +5524,7 @@
         <w:lang w:val="en-US"/>
       </w:rPr>
       <w:pict w14:anchorId="451C1033">
-        <v:shapetype id="_x0000_t75" coordsize="21600,21600" filled="f" stroked="f" o:spt="75" o:preferrelative="t" path="m@4@5l@4@11@9@11@9@5xe">
+        <v:shapetype id="_x0000_t75" coordsize="21600,21600" o:spt="75" o:preferrelative="t" path="m@4@5l@4@11@9@11@9@5xe" filled="f" stroked="f">
           <v:stroke joinstyle="miter"/>
           <v:formulas>
             <v:f eqn="if lineDrawn pixelLineWidth 0"/>
@@ -5633,11 +5540,11 @@
             <v:f eqn="prod @7 21600 pixelHeight"/>
             <v:f eqn="sum @10 21600 0"/>
           </v:formulas>
-          <v:path gradientshapeok="t" o:connecttype="rect" o:extrusionok="f"/>
+          <v:path o:extrusionok="f" gradientshapeok="t" o:connecttype="rect"/>
           <o:lock v:ext="edit" aspectratio="t"/>
         </v:shapetype>
-        <v:shape id="_x0000_s1028" style="position:absolute;left:0;text-align:left;margin-left:.3pt;margin-top:-11.7pt;width:49.5pt;height:86.25pt;z-index:-1" type="#_x0000_t75">
-          <v:imagedata o:title="" r:id="rId1"/>
+        <v:shape id="_x0000_s1028" type="#_x0000_t75" style="position:absolute;left:0;text-align:left;margin-left:.3pt;margin-top:-11.7pt;width:49.5pt;height:86.25pt;z-index:-1">
+          <v:imagedata r:id="rId1" o:title=""/>
         </v:shape>
       </w:pict>
     </w:r>
@@ -5772,7 +5679,7 @@
   </w:p>
   <w:p>
     <w:pPr>
-      <w:pStyle w:val="Heading2"/>
+      <w:pStyle w:val="Overskrift2"/>
       <w:tabs>
         <w:tab w:val="left" w:pos="1035"/>
       </w:tabs>
@@ -5797,14 +5704,6 @@
         <w:u w:val="none"/>
       </w:rPr>
       <w:tab/>
-    </w:r>
-    <w:r>
-      <w:rPr>
-        <w:rFonts w:ascii="Times New Roman" w:hAnsi="Times New Roman"/>
-        <w:sz w:val="22"/>
-        <w:szCs w:val="22"/>
-        <w:u w:val="none"/>
-      </w:rPr>
       <w:t xml:space="preserve">  Elektronikklaboratoriet</w:t>
     </w:r>
     <w:r>
@@ -5891,7 +5790,7 @@
         <w:szCs w:val="22"/>
         <w:u w:val="none"/>
       </w:rPr>
-      <w:t>19. apr. 2024</w:t>
+      <w:t>23. apr. 2026</w:t>
     </w:r>
     <w:r>
       <w:rPr>
@@ -5914,7 +5813,7 @@
   </w:p>
   <w:p>
     <w:pPr>
-      <w:pStyle w:val="Header"/>
+      <w:pStyle w:val="Topptekst"/>
       <w:rPr>
         <w:i/>
       </w:rPr>
@@ -5945,7 +5844,7 @@
 </file>
 
 <file path=word/numbering.xml><?xml version="1.0" encoding="utf-8"?>
-<w:numbering xmlns:wpc="http://schemas.microsoft.com/office/word/2010/wordprocessingCanvas" xmlns:cx="http://schemas.microsoft.com/office/drawing/2014/chartex" xmlns:cx1="http://schemas.microsoft.com/office/drawing/2015/9/8/chartex" xmlns:cx2="http://schemas.microsoft.com/office/drawing/2015/10/21/chartex" xmlns:cx3="http://schemas.microsoft.com/office/drawing/2016/5/9/chartex" xmlns:cx4="http://schemas.microsoft.com/office/drawing/2016/5/10/chartex" xmlns:cx5="http://schemas.microsoft.com/office/drawing/2016/5/11/chartex" xmlns:cx6="http://schemas.microsoft.com/office/drawing/2016/5/12/chartex" xmlns:cx7="http://schemas.microsoft.com/office/drawing/2016/5/13/chartex" xmlns:cx8="http://schemas.microsoft.com/office/drawing/2016/5/14/chartex" xmlns:mc="http://schemas.openxmlformats.org/markup-compatibility/2006" xmlns:aink="http://schemas.microsoft.com/office/drawing/2016/ink" xmlns:am3d="http://schemas.microsoft.com/office/drawing/2017/model3d" xmlns:o="urn:schemas-microsoft-com:office:office" xmlns:oel="http://schemas.microsoft.com/office/2019/extlst" xmlns:r="http://schemas.openxmlformats.org/officeDocument/2006/relationships" xmlns:m="http://schemas.openxmlformats.org/officeDocument/2006/math" xmlns:v="urn:schemas-microsoft-com:vml" xmlns:wp14="http://schemas.microsoft.com/office/word/2010/wordprocessingDrawing" xmlns:wp="http://schemas.openxmlformats.org/drawingml/2006/wordprocessingDrawing" xmlns:w10="urn:schemas-microsoft-com:office:word" xmlns:w="http://schemas.openxmlformats.org/wordprocessingml/2006/main" xmlns:w14="http://schemas.microsoft.com/office/word/2010/wordml" xmlns:w15="http://schemas.microsoft.com/office/word/2012/wordml" xmlns:w16cex="http://schemas.microsoft.com/office/word/2018/wordml/cex" xmlns:w16cid="http://schemas.microsoft.com/office/word/2016/wordml/cid" xmlns:w16="http://schemas.microsoft.com/office/word/2018/wordml" xmlns:w16du="http://schemas.microsoft.com/office/word/2023/wordml/word16du" xmlns:w16sdtdh="http://schemas.microsoft.com/office/word/2020/wordml/sdtdatahash" xmlns:w16se="http://schemas.microsoft.com/office/word/2015/wordml/symex" xmlns:wpg="http://schemas.microsoft.com/office/word/2010/wordprocessingGroup" xmlns:wpi="http://schemas.microsoft.com/office/word/2010/wordprocessingInk" xmlns:wne="http://schemas.microsoft.com/office/word/2006/wordml" xmlns:wps="http://schemas.microsoft.com/office/word/2010/wordprocessingShape" mc:Ignorable="w14 w15 w16se w16cid w16 w16cex w16sdtdh w16du wp14">
+<w:numbering xmlns:wpc="http://schemas.microsoft.com/office/word/2010/wordprocessingCanvas" xmlns:cx="http://schemas.microsoft.com/office/drawing/2014/chartex" xmlns:cx1="http://schemas.microsoft.com/office/drawing/2015/9/8/chartex" xmlns:cx2="http://schemas.microsoft.com/office/drawing/2015/10/21/chartex" xmlns:cx3="http://schemas.microsoft.com/office/drawing/2016/5/9/chartex" xmlns:cx4="http://schemas.microsoft.com/office/drawing/2016/5/10/chartex" xmlns:cx5="http://schemas.microsoft.com/office/drawing/2016/5/11/chartex" xmlns:cx6="http://schemas.microsoft.com/office/drawing/2016/5/12/chartex" xmlns:cx7="http://schemas.microsoft.com/office/drawing/2016/5/13/chartex" xmlns:cx8="http://schemas.microsoft.com/office/drawing/2016/5/14/chartex" xmlns:mc="http://schemas.openxmlformats.org/markup-compatibility/2006" xmlns:aink="http://schemas.microsoft.com/office/drawing/2016/ink" xmlns:am3d="http://schemas.microsoft.com/office/drawing/2017/model3d" xmlns:o="urn:schemas-microsoft-com:office:office" xmlns:oel="http://schemas.microsoft.com/office/2019/extlst" xmlns:r="http://schemas.openxmlformats.org/officeDocument/2006/relationships" xmlns:m="http://schemas.openxmlformats.org/officeDocument/2006/math" xmlns:v="urn:schemas-microsoft-com:vml" xmlns:wp14="http://schemas.microsoft.com/office/word/2010/wordprocessingDrawing" xmlns:wp="http://schemas.openxmlformats.org/drawingml/2006/wordprocessingDrawing" xmlns:w10="urn:schemas-microsoft-com:office:word" xmlns:w="http://schemas.openxmlformats.org/wordprocessingml/2006/main" xmlns:w14="http://schemas.microsoft.com/office/word/2010/wordml" xmlns:w15="http://schemas.microsoft.com/office/word/2012/wordml" xmlns:w16cex="http://schemas.microsoft.com/office/word/2018/wordml/cex" xmlns:w16cid="http://schemas.microsoft.com/office/word/2016/wordml/cid" xmlns:w16="http://schemas.microsoft.com/office/word/2018/wordml" xmlns:w16du="http://schemas.microsoft.com/office/word/2023/wordml/word16du" xmlns:w16sdtdh="http://schemas.microsoft.com/office/word/2020/wordml/sdtdatahash" xmlns:w16sdtfl="http://schemas.microsoft.com/office/word/2024/wordml/sdtformatlock" xmlns:w16se="http://schemas.microsoft.com/office/word/2015/wordml/symex" xmlns:wpg="http://schemas.microsoft.com/office/word/2010/wordprocessingGroup" xmlns:wpi="http://schemas.microsoft.com/office/word/2010/wordprocessingInk" xmlns:wne="http://schemas.microsoft.com/office/word/2006/wordml" xmlns:wps="http://schemas.microsoft.com/office/word/2010/wordprocessingShape" mc:Ignorable="w14 w15 w16se w16cid w16 w16cex w16sdtdh w16sdtfl w16du wp14">
   <w:abstractNum w:abstractNumId="0" w15:restartNumberingAfterBreak="0">
     <w:nsid w:val="016C2B49"/>
     <w:multiLevelType w:val="hybridMultilevel"/>
@@ -6746,7 +6645,7 @@
         <w:ind w:left="1065" w:hanging="705"/>
       </w:pPr>
       <w:rPr>
-        <w:rFonts w:hint="default" w:ascii="Times New Roman" w:hAnsi="Times New Roman"/>
+        <w:rFonts w:ascii="Times New Roman" w:hAnsi="Times New Roman" w:hint="default"/>
       </w:rPr>
     </w:lvl>
     <w:lvl w:ilvl="1" w:tplc="04140019" w:tentative="1">
@@ -7034,7 +6933,7 @@
         <w:ind w:left="1080" w:hanging="360"/>
       </w:pPr>
       <w:rPr>
-        <w:rFonts w:hint="default" w:ascii="Times Roman" w:hAnsi="Times Roman" w:eastAsia="Times New Roman" w:cs="Times New Roman"/>
+        <w:rFonts w:ascii="Times Roman" w:eastAsia="Times New Roman" w:hAnsi="Times Roman" w:cs="Times New Roman" w:hint="default"/>
         <w:sz w:val="24"/>
       </w:rPr>
     </w:lvl>
@@ -7047,7 +6946,7 @@
         <w:ind w:left="1800" w:hanging="360"/>
       </w:pPr>
       <w:rPr>
-        <w:rFonts w:hint="default" w:ascii="Courier New" w:hAnsi="Courier New" w:cs="Courier New"/>
+        <w:rFonts w:ascii="Courier New" w:hAnsi="Courier New" w:cs="Courier New" w:hint="default"/>
       </w:rPr>
     </w:lvl>
     <w:lvl w:ilvl="2" w:tplc="04140005" w:tentative="1">
@@ -7059,7 +6958,7 @@
         <w:ind w:left="2520" w:hanging="360"/>
       </w:pPr>
       <w:rPr>
-        <w:rFonts w:hint="default" w:ascii="Wingdings" w:hAnsi="Wingdings"/>
+        <w:rFonts w:ascii="Wingdings" w:hAnsi="Wingdings" w:hint="default"/>
       </w:rPr>
     </w:lvl>
     <w:lvl w:ilvl="3" w:tplc="04140001" w:tentative="1">
@@ -7071,7 +6970,7 @@
         <w:ind w:left="3240" w:hanging="360"/>
       </w:pPr>
       <w:rPr>
-        <w:rFonts w:hint="default" w:ascii="Symbol" w:hAnsi="Symbol"/>
+        <w:rFonts w:ascii="Symbol" w:hAnsi="Symbol" w:hint="default"/>
       </w:rPr>
     </w:lvl>
     <w:lvl w:ilvl="4" w:tplc="04140003" w:tentative="1">
@@ -7083,7 +6982,7 @@
         <w:ind w:left="3960" w:hanging="360"/>
       </w:pPr>
       <w:rPr>
-        <w:rFonts w:hint="default" w:ascii="Courier New" w:hAnsi="Courier New" w:cs="Courier New"/>
+        <w:rFonts w:ascii="Courier New" w:hAnsi="Courier New" w:cs="Courier New" w:hint="default"/>
       </w:rPr>
     </w:lvl>
     <w:lvl w:ilvl="5" w:tplc="04140005" w:tentative="1">
@@ -7095,7 +6994,7 @@
         <w:ind w:left="4680" w:hanging="360"/>
       </w:pPr>
       <w:rPr>
-        <w:rFonts w:hint="default" w:ascii="Wingdings" w:hAnsi="Wingdings"/>
+        <w:rFonts w:ascii="Wingdings" w:hAnsi="Wingdings" w:hint="default"/>
       </w:rPr>
     </w:lvl>
     <w:lvl w:ilvl="6" w:tplc="04140001" w:tentative="1">
@@ -7107,7 +7006,7 @@
         <w:ind w:left="5400" w:hanging="360"/>
       </w:pPr>
       <w:rPr>
-        <w:rFonts w:hint="default" w:ascii="Symbol" w:hAnsi="Symbol"/>
+        <w:rFonts w:ascii="Symbol" w:hAnsi="Symbol" w:hint="default"/>
       </w:rPr>
     </w:lvl>
     <w:lvl w:ilvl="7" w:tplc="04140003" w:tentative="1">
@@ -7119,7 +7018,7 @@
         <w:ind w:left="6120" w:hanging="360"/>
       </w:pPr>
       <w:rPr>
-        <w:rFonts w:hint="default" w:ascii="Courier New" w:hAnsi="Courier New" w:cs="Courier New"/>
+        <w:rFonts w:ascii="Courier New" w:hAnsi="Courier New" w:cs="Courier New" w:hint="default"/>
       </w:rPr>
     </w:lvl>
     <w:lvl w:ilvl="8" w:tplc="04140005" w:tentative="1">
@@ -7131,7 +7030,7 @@
         <w:ind w:left="6840" w:hanging="360"/>
       </w:pPr>
       <w:rPr>
-        <w:rFonts w:hint="default" w:ascii="Wingdings" w:hAnsi="Wingdings"/>
+        <w:rFonts w:ascii="Wingdings" w:hAnsi="Wingdings" w:hint="default"/>
       </w:rPr>
     </w:lvl>
   </w:abstractNum>
@@ -7387,7 +7286,7 @@
         <w:ind w:left="360" w:hanging="360"/>
       </w:pPr>
       <w:rPr>
-        <w:rFonts w:hint="default" w:ascii="Symbol" w:hAnsi="Symbol"/>
+        <w:rFonts w:ascii="Symbol" w:hAnsi="Symbol" w:hint="default"/>
       </w:rPr>
     </w:lvl>
   </w:abstractNum>
@@ -7539,11 +7438,11 @@
 </file>
 
 <file path=word/styles.xml><?xml version="1.0" encoding="utf-8"?>
-<w:styles xmlns:wp14="http://schemas.microsoft.com/office/word/2010/wordprocessingDrawing" xmlns:mc="http://schemas.openxmlformats.org/markup-compatibility/2006" xmlns:r="http://schemas.openxmlformats.org/officeDocument/2006/relationships" xmlns:w="http://schemas.openxmlformats.org/wordprocessingml/2006/main" xmlns:w14="http://schemas.microsoft.com/office/word/2010/wordml" xmlns:w15="http://schemas.microsoft.com/office/word/2012/wordml" xmlns:w16cex="http://schemas.microsoft.com/office/word/2018/wordml/cex" xmlns:w16cid="http://schemas.microsoft.com/office/word/2016/wordml/cid" xmlns:w16="http://schemas.microsoft.com/office/word/2018/wordml" xmlns:w16du="http://schemas.microsoft.com/office/word/2023/wordml/word16du" xmlns:w16sdtdh="http://schemas.microsoft.com/office/word/2020/wordml/sdtdatahash" xmlns:w16se="http://schemas.microsoft.com/office/word/2015/wordml/symex" mc:Ignorable="w14 w15 w16se w16cid w16 w16cex w16sdtdh w16du wp14">
+<w:styles xmlns:mc="http://schemas.openxmlformats.org/markup-compatibility/2006" xmlns:r="http://schemas.openxmlformats.org/officeDocument/2006/relationships" xmlns:w="http://schemas.openxmlformats.org/wordprocessingml/2006/main" xmlns:w14="http://schemas.microsoft.com/office/word/2010/wordml" xmlns:w15="http://schemas.microsoft.com/office/word/2012/wordml" xmlns:w16cex="http://schemas.microsoft.com/office/word/2018/wordml/cex" xmlns:w16cid="http://schemas.microsoft.com/office/word/2016/wordml/cid" xmlns:w16="http://schemas.microsoft.com/office/word/2018/wordml" xmlns:w16du="http://schemas.microsoft.com/office/word/2023/wordml/word16du" xmlns:w16sdtdh="http://schemas.microsoft.com/office/word/2020/wordml/sdtdatahash" xmlns:w16sdtfl="http://schemas.microsoft.com/office/word/2024/wordml/sdtformatlock" xmlns:w16se="http://schemas.microsoft.com/office/word/2015/wordml/symex" mc:Ignorable="w14 w15 w16se w16cid w16 w16cex w16sdtdh w16sdtfl w16du">
   <w:docDefaults>
     <w:rPrDefault>
       <w:rPr>
-        <w:rFonts w:ascii="Times New Roman" w:hAnsi="Times New Roman" w:eastAsia="Times New Roman" w:cs="Times New Roman"/>
+        <w:rFonts w:ascii="Times New Roman" w:eastAsia="Times New Roman" w:hAnsi="Times New Roman" w:cs="Times New Roman"/>
         <w:lang w:val="nb-NO" w:eastAsia="nb-NO" w:bidi="ar-SA"/>
       </w:rPr>
     </w:rPrDefault>
@@ -7697,7 +7596,7 @@
     <w:lsdException w:name="Table Web 2" w:semiHidden="1" w:unhideWhenUsed="1"/>
     <w:lsdException w:name="Table Web 3" w:semiHidden="1" w:unhideWhenUsed="1"/>
     <w:lsdException w:name="Table Theme" w:semiHidden="1" w:unhideWhenUsed="1"/>
-    <w:lsdException w:name="Placeholder Text" w:uiPriority="99" w:semiHidden="1"/>
+    <w:lsdException w:name="Placeholder Text" w:semiHidden="1" w:uiPriority="99"/>
     <w:lsdException w:name="No Spacing" w:uiPriority="1" w:qFormat="1"/>
     <w:lsdException w:name="Light Shading" w:uiPriority="60"/>
     <w:lsdException w:name="Light List" w:uiPriority="61"/>
@@ -7719,7 +7618,7 @@
     <w:lsdException w:name="Medium Shading 1 Accent 1" w:uiPriority="63"/>
     <w:lsdException w:name="Medium Shading 2 Accent 1" w:uiPriority="64"/>
     <w:lsdException w:name="Medium List 1 Accent 1" w:uiPriority="65"/>
-    <w:lsdException w:name="Revision" w:uiPriority="99" w:semiHidden="1"/>
+    <w:lsdException w:name="Revision" w:semiHidden="1" w:uiPriority="99"/>
     <w:lsdException w:name="List Paragraph" w:uiPriority="34" w:qFormat="1"/>
     <w:lsdException w:name="Quote" w:uiPriority="29" w:qFormat="1"/>
     <w:lsdException w:name="Intense Quote" w:uiPriority="30" w:qFormat="1"/>
@@ -7806,8 +7705,8 @@
     <w:lsdException w:name="Subtle Reference" w:uiPriority="31" w:qFormat="1"/>
     <w:lsdException w:name="Intense Reference" w:uiPriority="32" w:qFormat="1"/>
     <w:lsdException w:name="Book Title" w:uiPriority="33" w:qFormat="1"/>
-    <w:lsdException w:name="Bibliography" w:uiPriority="37" w:semiHidden="1" w:unhideWhenUsed="1"/>
-    <w:lsdException w:name="TOC Heading" w:uiPriority="39" w:semiHidden="1" w:unhideWhenUsed="1" w:qFormat="1"/>
+    <w:lsdException w:name="Bibliography" w:semiHidden="1" w:uiPriority="37" w:unhideWhenUsed="1"/>
+    <w:lsdException w:name="TOC Heading" w:semiHidden="1" w:uiPriority="39" w:unhideWhenUsed="1" w:qFormat="1"/>
     <w:lsdException w:name="Plain Table 1" w:uiPriority="41"/>
     <w:lsdException w:name="Plain Table 2" w:uiPriority="42"/>
     <w:lsdException w:name="Plain Table 3" w:uiPriority="43"/>
@@ -7912,17 +7811,17 @@
     <w:lsdException w:name="List Table 5 Dark Accent 6" w:uiPriority="50"/>
     <w:lsdException w:name="List Table 6 Colorful Accent 6" w:uiPriority="51"/>
     <w:lsdException w:name="List Table 7 Colorful Accent 6" w:uiPriority="52"/>
-    <w:lsdException w:name="Mention" w:uiPriority="99" w:semiHidden="1" w:unhideWhenUsed="1"/>
-    <w:lsdException w:name="Smart Hyperlink" w:uiPriority="99" w:semiHidden="1" w:unhideWhenUsed="1"/>
-    <w:lsdException w:name="Hashtag" w:uiPriority="99" w:semiHidden="1" w:unhideWhenUsed="1"/>
-    <w:lsdException w:name="Unresolved Mention" w:uiPriority="99" w:semiHidden="1" w:unhideWhenUsed="1"/>
-    <w:lsdException w:name="Smart Link" w:uiPriority="99" w:semiHidden="1" w:unhideWhenUsed="1"/>
+    <w:lsdException w:name="Mention" w:semiHidden="1" w:uiPriority="99" w:unhideWhenUsed="1"/>
+    <w:lsdException w:name="Smart Hyperlink" w:semiHidden="1" w:uiPriority="99" w:unhideWhenUsed="1"/>
+    <w:lsdException w:name="Hashtag" w:semiHidden="1" w:uiPriority="99" w:unhideWhenUsed="1"/>
+    <w:lsdException w:name="Unresolved Mention" w:semiHidden="1" w:uiPriority="99" w:unhideWhenUsed="1"/>
+    <w:lsdException w:name="Smart Link" w:semiHidden="1" w:uiPriority="99" w:unhideWhenUsed="1"/>
   </w:latentStyles>
-  <w:style w:type="paragraph" w:styleId="Normal" w:default="1">
+  <w:style w:type="paragraph" w:default="1" w:styleId="Normal">
     <w:name w:val="Normal"/>
     <w:qFormat/>
   </w:style>
-  <w:style w:type="paragraph" w:styleId="Heading1">
+  <w:style w:type="paragraph" w:styleId="Overskrift1">
     <w:name w:val="heading 1"/>
     <w:basedOn w:val="Normal"/>
     <w:next w:val="Normal"/>
@@ -7956,7 +7855,7 @@
       <w:sz w:val="24"/>
     </w:rPr>
   </w:style>
-  <w:style w:type="paragraph" w:styleId="Heading2">
+  <w:style w:type="paragraph" w:styleId="Overskrift2">
     <w:name w:val="heading 2"/>
     <w:basedOn w:val="Normal"/>
     <w:next w:val="Normal"/>
@@ -7972,7 +7871,7 @@
       <w:u w:val="single"/>
     </w:rPr>
   </w:style>
-  <w:style w:type="paragraph" w:styleId="Heading3">
+  <w:style w:type="paragraph" w:styleId="Overskrift3">
     <w:name w:val="heading 3"/>
     <w:basedOn w:val="Normal"/>
     <w:next w:val="Normal"/>
@@ -7992,7 +7891,7 @@
       <w:sz w:val="28"/>
     </w:rPr>
   </w:style>
-  <w:style w:type="paragraph" w:styleId="Heading4">
+  <w:style w:type="paragraph" w:styleId="Overskrift4">
     <w:name w:val="heading 4"/>
     <w:basedOn w:val="Normal"/>
     <w:next w:val="Normal"/>
@@ -8009,13 +7908,13 @@
       <w:lang w:val="en-US"/>
     </w:rPr>
   </w:style>
-  <w:style w:type="character" w:styleId="DefaultParagraphFont" w:default="1">
+  <w:style w:type="character" w:default="1" w:styleId="Standardskriftforavsnitt">
     <w:name w:val="Default Paragraph Font"/>
     <w:uiPriority w:val="1"/>
     <w:semiHidden/>
     <w:unhideWhenUsed/>
   </w:style>
-  <w:style w:type="table" w:styleId="TableNormal" w:default="1">
+  <w:style w:type="table" w:default="1" w:styleId="Vanligtabell">
     <w:name w:val="Normal Table"/>
     <w:uiPriority w:val="99"/>
     <w:semiHidden/>
@@ -8030,13 +7929,13 @@
       </w:tblCellMar>
     </w:tblPr>
   </w:style>
-  <w:style w:type="numbering" w:styleId="NoList" w:default="1">
+  <w:style w:type="numbering" w:default="1" w:styleId="Ingenliste">
     <w:name w:val="No List"/>
     <w:uiPriority w:val="99"/>
     <w:semiHidden/>
     <w:unhideWhenUsed/>
   </w:style>
-  <w:style w:type="paragraph" w:styleId="BodyText">
+  <w:style w:type="paragraph" w:styleId="Brdtekst">
     <w:name w:val="Body Text"/>
     <w:basedOn w:val="Normal"/>
     <w:pPr>
@@ -8049,7 +7948,7 @@
       <w:sz w:val="24"/>
     </w:rPr>
   </w:style>
-  <w:style w:type="paragraph" w:styleId="Header">
+  <w:style w:type="paragraph" w:styleId="Topptekst">
     <w:name w:val="header"/>
     <w:basedOn w:val="Normal"/>
     <w:pPr>
@@ -8059,7 +7958,7 @@
       </w:tabs>
     </w:pPr>
   </w:style>
-  <w:style w:type="paragraph" w:styleId="Footer">
+  <w:style w:type="paragraph" w:styleId="Bunntekst">
     <w:name w:val="footer"/>
     <w:basedOn w:val="Normal"/>
     <w:pPr>
@@ -8069,25 +7968,25 @@
       </w:tabs>
     </w:pPr>
   </w:style>
-  <w:style w:type="character" w:styleId="PageNumber">
+  <w:style w:type="character" w:styleId="Sidetall">
     <w:name w:val="page number"/>
-    <w:basedOn w:val="DefaultParagraphFont"/>
+    <w:basedOn w:val="Standardskriftforavsnitt"/>
   </w:style>
-  <w:style w:type="character" w:styleId="Hyperlink">
+  <w:style w:type="character" w:styleId="Hyperkobling">
     <w:name w:val="Hyperlink"/>
     <w:rPr>
       <w:color w:val="0000FF"/>
       <w:u w:val="single"/>
     </w:rPr>
   </w:style>
-  <w:style w:type="character" w:styleId="FollowedHyperlink">
+  <w:style w:type="character" w:styleId="Fulgthyperkobling">
     <w:name w:val="FollowedHyperlink"/>
     <w:rPr>
       <w:color w:val="800080"/>
       <w:u w:val="single"/>
     </w:rPr>
   </w:style>
-  <w:style w:type="paragraph" w:styleId="BodyTextIndent">
+  <w:style w:type="paragraph" w:styleId="Brdtekstinnrykk">
     <w:name w:val="Body Text Indent"/>
     <w:basedOn w:val="Normal"/>
     <w:pPr>
@@ -8098,7 +7997,7 @@
       <w:sz w:val="24"/>
     </w:rPr>
   </w:style>
-  <w:style w:type="paragraph" w:styleId="BalloonText">
+  <w:style w:type="paragraph" w:styleId="Bobletekst">
     <w:name w:val="Balloon Text"/>
     <w:basedOn w:val="Normal"/>
     <w:semiHidden/>
@@ -8109,7 +8008,7 @@
       <w:szCs w:val="16"/>
     </w:rPr>
   </w:style>
-  <w:style w:type="paragraph" w:styleId="ListParagraph">
+  <w:style w:type="paragraph" w:styleId="Listeavsnitt">
     <w:name w:val="List Paragraph"/>
     <w:basedOn w:val="Normal"/>
     <w:uiPriority w:val="34"/>
